--- a/docs/OPENQUAKE_USAGE_GUIDE.docx
+++ b/docs/OPENQUAKE_USAGE_GUIDE.docx
@@ -634,7 +634,7 @@
       </w:r>
       <w:proofErr w:type="spellEnd"/>
       <w:r>
-        <w:t xml:space="preserve"> did not choose the earthquakes, build the 117-event list, create the nested loops, calculate damage ratios or choose the vulnerability curve. </w:t>
+        <w:t xml:space="preserve"> did not choose the earthquakes, build the 117-event list, create the nested loops, calculate structural loss ratios or select the vulnerability function. </w:t>
       </w:r>
       <w:r>
         <w:rPr>

--- a/docs/OPENQUAKE_USAGE_GUIDE.docx
+++ b/docs/OPENQUAKE_USAGE_GUIDE.docx
@@ -29,27 +29,17 @@
         <w:rPr>
           <w:b/>
         </w:rPr>
-        <w:t xml:space="preserve">In one sentence: </w:t>
+        <w:t>In one sentence: I used OpenQuake to run the Akkar et al. (2014) Rhyp ground-motion model for every valid earthquake-depth-location scenario and return PGA, PGV and spectral acceleration.</w:t>
       </w:r>
-      <w:r>
-        <w:t xml:space="preserve">I used </w:t>
-      </w:r>
+      <w:r/>
       <w:proofErr w:type="spellStart"/>
-      <w:r>
-        <w:t>OpenQuake</w:t>
-      </w:r>
+      <w:r/>
       <w:proofErr w:type="spellEnd"/>
-      <w:r>
-        <w:t xml:space="preserve"> to run the Akkar et al. (2014) </w:t>
-      </w:r>
+      <w:r/>
       <w:proofErr w:type="spellStart"/>
-      <w:r>
-        <w:t>Rhyp</w:t>
-      </w:r>
+      <w:r/>
       <w:proofErr w:type="spellEnd"/>
-      <w:r>
-        <w:t xml:space="preserve"> ground-motion model for every earthquake-location pair and return PGA, PGV and spectral acceleration.</w:t>
-      </w:r>
+      <w:r/>
     </w:p>
     <w:p>
       <w:pPr>
@@ -103,11 +93,9 @@
         <w:rPr>
           <w:b/>
         </w:rPr>
-        <w:t xml:space="preserve">2. Prepare one row for every source-receiver pair: </w:t>
+        <w:t>2. Prepare one row for every source-receiver scenario: The nested loops use 117 waveform, 110 ISC-EHB and 94 Global CMT depths. This gives 321 valid depths x 311 locations = 99,831 pairs.</w:t>
       </w:r>
-      <w:r>
-        <w:t>My nested loops first create all earthquake-location combinations. For the full run this gives 117 x 311 = 36,387 pairs.</w:t>
-      </w:r>
+      <w:r/>
     </w:p>
     <w:p>
       <w:pPr>
@@ -117,57 +105,37 @@
         <w:rPr>
           <w:b/>
         </w:rPr>
-        <w:t xml:space="preserve">3. Calculate the distance </w:t>
+        <w:t>3. Calculate the distance OpenQuake needs: For each depth source and receiver I calculate epicentral distance (Repi), then hypocentral distance using Rhyp = sqrt(Repi^2 + depth^2).</w:t>
       </w:r>
       <w:proofErr w:type="spellStart"/>
       <w:r>
         <w:rPr>
           <w:b/>
         </w:rPr>
-        <w:t>OpenQuake</w:t>
       </w:r>
       <w:proofErr w:type="spellEnd"/>
       <w:r>
         <w:rPr>
           <w:b/>
         </w:rPr>
-        <w:t xml:space="preserve"> needs: </w:t>
       </w:r>
-      <w:r>
-        <w:t>For each pair I calculate epicentral distance (</w:t>
-      </w:r>
+      <w:r/>
       <w:proofErr w:type="spellStart"/>
-      <w:r>
-        <w:t>Repi</w:t>
-      </w:r>
+      <w:r/>
       <w:proofErr w:type="spellEnd"/>
-      <w:r>
-        <w:t xml:space="preserve">), then </w:t>
-      </w:r>
+      <w:r/>
       <w:proofErr w:type="spellStart"/>
-      <w:r>
-        <w:t>hypocentral</w:t>
-      </w:r>
+      <w:r/>
       <w:proofErr w:type="spellEnd"/>
-      <w:r>
-        <w:t xml:space="preserve"> distance using </w:t>
-      </w:r>
+      <w:r/>
       <w:proofErr w:type="spellStart"/>
-      <w:r>
-        <w:t>Rhyp</w:t>
-      </w:r>
+      <w:r/>
       <w:proofErr w:type="spellEnd"/>
-      <w:r>
-        <w:t xml:space="preserve"> = </w:t>
-      </w:r>
+      <w:r/>
       <w:proofErr w:type="gramStart"/>
-      <w:r>
-        <w:t>sqrt(</w:t>
-      </w:r>
+      <w:r/>
       <w:proofErr w:type="gramEnd"/>
-      <w:r>
-        <w:t>Repi^2 + depth^2).</w:t>
-      </w:r>
+      <w:r/>
     </w:p>
     <w:p>
       <w:pPr>
@@ -348,27 +316,17 @@
         <w:rPr>
           <w:b/>
         </w:rPr>
-        <w:t xml:space="preserve">8. Save the results: </w:t>
+        <w:t>8. Save the results: The final CSV stores the earthquake, depth source, receiver, Repi, Rhyp, Vs30, intensity measure, unit, median value and total sigma for every result row.</w:t>
       </w:r>
-      <w:r>
-        <w:t xml:space="preserve">The final CSV stores the earthquake, receiver, </w:t>
-      </w:r>
+      <w:r/>
       <w:proofErr w:type="spellStart"/>
-      <w:r>
-        <w:t>Repi</w:t>
-      </w:r>
+      <w:r/>
       <w:proofErr w:type="spellEnd"/>
-      <w:r>
-        <w:t xml:space="preserve">, </w:t>
-      </w:r>
+      <w:r/>
       <w:proofErr w:type="spellStart"/>
-      <w:r>
-        <w:t>Rhyp</w:t>
-      </w:r>
+      <w:r/>
       <w:proofErr w:type="spellEnd"/>
-      <w:r>
-        <w:t>, Vs30, intensity measure, unit, median value and total sigma for every result row.</w:t>
-      </w:r>
+      <w:r/>
     </w:p>
     <w:p>
       <w:pPr>
@@ -395,7 +353,7 @@
           <w:rFonts w:ascii="Consolas" w:hAnsi="Consolas"/>
           <w:sz w:val="17"/>
         </w:rPr>
-        <w:t xml:space="preserve">earthquake + </w:t>
+        <w:t>earthquake + depth source + receiver -&gt; Repi -&gt; Rhyp -&gt; context: mag, rake, vs30, rhypo -&gt; AkkarEtAlRhyp2014.compute() -&gt; ln(mean) + sigma -&gt; exp(mean) -&gt; PGA / PGV / SA results</w:t>
       </w:r>
       <w:proofErr w:type="gramStart"/>
       <w:r>
@@ -403,7 +361,6 @@
           <w:rFonts w:ascii="Consolas" w:hAnsi="Consolas"/>
           <w:sz w:val="17"/>
         </w:rPr>
-        <w:t>receiver  -</w:t>
       </w:r>
       <w:proofErr w:type="gramEnd"/>
       <w:r>
@@ -411,7 +368,6 @@
           <w:rFonts w:ascii="Consolas" w:hAnsi="Consolas"/>
           <w:sz w:val="17"/>
         </w:rPr>
-        <w:t xml:space="preserve">&gt; </w:t>
       </w:r>
       <w:proofErr w:type="spellStart"/>
       <w:proofErr w:type="gramStart"/>
@@ -420,7 +376,6 @@
           <w:rFonts w:ascii="Consolas" w:hAnsi="Consolas"/>
           <w:sz w:val="17"/>
         </w:rPr>
-        <w:t>Repi</w:t>
       </w:r>
       <w:proofErr w:type="spellEnd"/>
       <w:r>
@@ -428,7 +383,6 @@
           <w:rFonts w:ascii="Consolas" w:hAnsi="Consolas"/>
           <w:sz w:val="17"/>
         </w:rPr>
-        <w:t xml:space="preserve">  -</w:t>
       </w:r>
       <w:proofErr w:type="gramEnd"/>
       <w:r>
@@ -436,7 +390,6 @@
           <w:rFonts w:ascii="Consolas" w:hAnsi="Consolas"/>
           <w:sz w:val="17"/>
         </w:rPr>
-        <w:t xml:space="preserve">&gt; </w:t>
       </w:r>
       <w:proofErr w:type="spellStart"/>
       <w:proofErr w:type="gramStart"/>
@@ -445,7 +398,6 @@
           <w:rFonts w:ascii="Consolas" w:hAnsi="Consolas"/>
           <w:sz w:val="17"/>
         </w:rPr>
-        <w:t>Rhyp</w:t>
       </w:r>
       <w:proofErr w:type="spellEnd"/>
       <w:r>
@@ -453,7 +405,6 @@
           <w:rFonts w:ascii="Consolas" w:hAnsi="Consolas"/>
           <w:sz w:val="17"/>
         </w:rPr>
-        <w:t xml:space="preserve">  -</w:t>
       </w:r>
       <w:proofErr w:type="gramEnd"/>
       <w:r>
@@ -461,7 +412,6 @@
           <w:rFonts w:ascii="Consolas" w:hAnsi="Consolas"/>
           <w:sz w:val="17"/>
         </w:rPr>
-        <w:t xml:space="preserve">&gt; context: mag, rake, vs30, </w:t>
       </w:r>
       <w:proofErr w:type="spellStart"/>
       <w:proofErr w:type="gramStart"/>
@@ -470,7 +420,6 @@
           <w:rFonts w:ascii="Consolas" w:hAnsi="Consolas"/>
           <w:sz w:val="17"/>
         </w:rPr>
-        <w:t>rhypo</w:t>
       </w:r>
       <w:proofErr w:type="spellEnd"/>
       <w:r>
@@ -478,7 +427,6 @@
           <w:rFonts w:ascii="Consolas" w:hAnsi="Consolas"/>
           <w:sz w:val="17"/>
         </w:rPr>
-        <w:t xml:space="preserve">  -</w:t>
       </w:r>
       <w:proofErr w:type="gramEnd"/>
       <w:r>
@@ -486,7 +434,6 @@
           <w:rFonts w:ascii="Consolas" w:hAnsi="Consolas"/>
           <w:sz w:val="17"/>
         </w:rPr>
-        <w:t>&gt; AkkarEtAlRhyp2014.compute</w:t>
       </w:r>
       <w:proofErr w:type="gramStart"/>
       <w:r>
@@ -494,7 +441,6 @@
           <w:rFonts w:ascii="Consolas" w:hAnsi="Consolas"/>
           <w:sz w:val="17"/>
         </w:rPr>
-        <w:t>()  -</w:t>
       </w:r>
       <w:proofErr w:type="gramEnd"/>
       <w:r>
@@ -502,7 +448,6 @@
           <w:rFonts w:ascii="Consolas" w:hAnsi="Consolas"/>
           <w:sz w:val="17"/>
         </w:rPr>
-        <w:t xml:space="preserve">&gt; ln(mean) + </w:t>
       </w:r>
       <w:proofErr w:type="gramStart"/>
       <w:r>
@@ -510,7 +455,6 @@
           <w:rFonts w:ascii="Consolas" w:hAnsi="Consolas"/>
           <w:sz w:val="17"/>
         </w:rPr>
-        <w:t>sigma  -</w:t>
       </w:r>
       <w:proofErr w:type="gramEnd"/>
       <w:r>
@@ -518,7 +462,6 @@
           <w:rFonts w:ascii="Consolas" w:hAnsi="Consolas"/>
           <w:sz w:val="17"/>
         </w:rPr>
-        <w:t>&gt; exp(</w:t>
       </w:r>
       <w:proofErr w:type="gramStart"/>
       <w:r>
@@ -526,7 +469,6 @@
           <w:rFonts w:ascii="Consolas" w:hAnsi="Consolas"/>
           <w:sz w:val="17"/>
         </w:rPr>
-        <w:t>mean)  -</w:t>
       </w:r>
       <w:proofErr w:type="gramEnd"/>
       <w:r>
@@ -534,7 +476,6 @@
           <w:rFonts w:ascii="Consolas" w:hAnsi="Consolas"/>
           <w:sz w:val="17"/>
         </w:rPr>
-        <w:t>&gt; PGA / PGV / SA results</w:t>
       </w:r>
     </w:p>
     <w:p>
@@ -630,26 +571,19 @@
     <w:p>
       <w:proofErr w:type="spellStart"/>
       <w:r>
-        <w:t>OpenQuake</w:t>
+        <w:t>OpenQuake did not choose the earthquakes, match the 117-event list, prepare the three depth sources, create the nested loops, calculate structural loss ratios or select the vulnerability function. Those parts were handled by my Python workflow. OpenQuake was used for the Akkar ground-motion calculation once the source, depth, receiver and site inputs had been prepared.</w:t>
       </w:r>
       <w:proofErr w:type="spellEnd"/>
-      <w:r>
-        <w:t xml:space="preserve"> did not choose the earthquakes, build the 117-event list, create the nested loops, calculate structural loss ratios or select the vulnerability function. </w:t>
-      </w:r>
+      <w:r/>
       <w:r>
         <w:rPr>
           <w:b/>
         </w:rPr>
-        <w:t xml:space="preserve">Those parts were handled by my Python workflow. </w:t>
       </w:r>
       <w:proofErr w:type="spellStart"/>
-      <w:r>
-        <w:t>OpenQuake</w:t>
-      </w:r>
+      <w:r/>
       <w:proofErr w:type="spellEnd"/>
-      <w:r>
-        <w:t xml:space="preserve"> was specifically used for the Akkar ground-motion calculation once the required source, receiver and site inputs had been prepared.</w:t>
-      </w:r>
+      <w:r/>
     </w:p>
     <w:p>
       <w:pPr>
